--- a/F6_SP_Lesson_6_2013_Part_B2_Cloze_Teacher_Version.docx
+++ b/F6_SP_Lesson_6_2013_Part_B2_Cloze_Teacher_Version.docx
@@ -246,7 +246,7 @@
                 <w:b w:val="0"/>
                 <w:sz w:val="20"/>
               </w:rPr>
-              <w:t>demanding total obedience; allowing no personal freedom</w:t>
+              <w:t>demanding total obedience; allowing no personal choice</w:t>
             </w:r>
           </w:p>
         </w:tc>
@@ -364,7 +364,7 @@
                 <w:b w:val="0"/>
                 <w:sz w:val="20"/>
               </w:rPr>
-              <w:t>autonomy (Line 15)</w:t>
+              <w:t>conform (Line 45)</w:t>
             </w:r>
           </w:p>
         </w:tc>
@@ -400,7 +400,7 @@
                 <w:b w:val="0"/>
                 <w:sz w:val="20"/>
               </w:rPr>
-              <w:t>the freedom to make your own decisions</w:t>
+              <w:t>to behave in the same way as everyone else; to follow a fixed standard</w:t>
             </w:r>
           </w:p>
         </w:tc>

--- a/F6_SP_Lesson_6_2013_Part_B2_Cloze_Teacher_Version.docx
+++ b/F6_SP_Lesson_6_2013_Part_B2_Cloze_Teacher_Version.docx
@@ -1024,7 +1024,7 @@
           <w:b w:val="0"/>
           <w:sz w:val="21"/>
         </w:rPr>
-        <w:t>1.  Read the whole summary first, then find the paragraph named in the question (“Based on paragraph 2 …”).</w:t>
+        <w:t>1.  Read the whole summary carefully, then find the paragraph named in the question. (In the demo paragraph below, the summary says “asked for more space” where the paragraph says “asked the principal for a bigger room”.)</w:t>
       </w:r>
     </w:p>
     <w:p>
@@ -1037,7 +1037,7 @@
           <w:b w:val="0"/>
           <w:sz w:val="21"/>
         </w:rPr>
-        <w:t>2.  Use the words AROUND the blank to work out the word class: a / an + ________ = noun · a higher ________ = comparative + noun · more ________ = adjective · was ________ by = past participle · shown ________ = adverb or preposition phrase.</w:t>
+        <w:t>2.  Use the words AROUND the blank to work out the word class: a / an + ________ = noun · more ________ = adjective (comparative) · grew ________ = adverb (-ly) · would ________ = verb (base form) · by + ________ = noun or -ing form.</w:t>
       </w:r>
     </w:p>
     <w:p>
@@ -1050,7 +1050,7 @@
           <w:b w:val="0"/>
           <w:sz w:val="21"/>
         </w:rPr>
-        <w:t>3.  Hunt for the matching IDEA in the paragraph (e.g. “shown on TV” ↔ “televised”; “have been around for decades” ↔ “for decades”).</w:t>
+        <w:t>3.  Hunt for the matching IDEA, not the summary’s own words — and read the whole sentence around the blank (“but”, “so”, “because” show how the idea is built).</w:t>
       </w:r>
     </w:p>
     <w:p>
@@ -1063,7 +1063,7 @@
           <w:b w:val="0"/>
           <w:sz w:val="21"/>
         </w:rPr>
-        <w:t>4.  Copy the EXACT word from the text, then check the form (-s, -ed, -ing, -er) and the spelling. ONE word per blank.</w:t>
+        <w:t>4.  Copy the EXACT word from the text, then check the form (-s, -ed, -ing, -er, -ly) and the spelling. ONE word per blank.</w:t>
       </w:r>
     </w:p>
     <w:p>
@@ -1076,7 +1076,7 @@
           <w:b w:val="0"/>
           <w:sz w:val="21"/>
         </w:rPr>
-        <w:t>Marking notes: fixed pairs printed in the passage (“crime rate”, “outdoor arena”, “on television”, “left alive”) are accepted as one answer. A wrong word form loses the mark (“decade” for “decades”, “safe” for “safer”).</w:t>
+        <w:t>Marking notes (Part B2 items): fixed pairs printed in the passage (“crime rate”, “outdoor arena”, “on television”, “left alive”) are accepted as one answer. A wrong word form loses the mark (“decade” for “decades”, “safe” for “safer”).</w:t>
       </w:r>
     </w:p>
     <w:p>
@@ -1090,7 +1090,7 @@
           <w:b/>
           <w:sz w:val="24"/>
         </w:rPr>
-        <w:t>The 4 demo questions — ALL FOUR on ONE PPT slide (not the practice questions)</w:t>
+        <w:t>The demo paragraph — written for this lesson (NOT from the examination paper)</w:t>
       </w:r>
     </w:p>
     <w:p>
@@ -1101,10 +1101,23 @@
         <w:rPr>
           <w:rFonts w:ascii="Calibri" w:hAnsi="Calibri"/>
           <w:b w:val="0"/>
+          <w:sz w:val="21"/>
+        </w:rPr>
+        <w:t>Last year, our school library started a lunchtime reading club. At first, only eight students came, and the librarian, Ms Wong, lent them books from her own shelf. Then the club began posting short book reviews on the school’s social media page, and the reviews spread quickly: by the end of the term, more than two hundred students had joined the club. Ms Wong has asked the principal for a bigger room, because the club is now the busiest place in the school. Some teachers worried that the club would distract students from their homework, but the library’s records show that club members borrow twice as many books as other students.</w:t>
+      </w:r>
+    </w:p>
+    <w:p>
+      <w:pPr>
+        <w:spacing w:after="120" w:before="0"/>
+      </w:pPr>
+      <w:r>
+        <w:rPr>
+          <w:rFonts w:ascii="Calibri" w:hAnsi="Calibri"/>
+          <w:b w:val="0"/>
           <w:color w:val="5B7083"/>
           <w:sz w:val="20"/>
         </w:rPr>
-        <w:t>The demos deliberately use paragraphs 5–9 — never paragraphs 2 and 3, which carry the practice questions students will do afterwards.</w:t>
+        <w:t>All four demo questions use this one paragraph (they are all on ONE PPT slide): one click per card reveals only that card’s answer. The demos are deliberately on a separate, easier paragraph so that the pattern is clear before students meet the exam paragraph — and so that none of the practice answers appear.</w:t>
       </w:r>
     </w:p>
     <w:p>
@@ -1118,7 +1131,7 @@
           <w:b/>
           <w:sz w:val="23"/>
         </w:rPr>
-        <w:t>Demo 1 — EASIER 1: a straight lift (paragraph 6, line 84)</w:t>
+        <w:t>Demo 1 — EASIER 1 (1 mark): a straight lift</w:t>
       </w:r>
     </w:p>
     <w:p>
@@ -1131,7 +1144,7 @@
           <w:b w:val="0"/>
           <w:sz w:val="21"/>
         </w:rPr>
-        <w:t>Display: “At the start of a dystopian story, the fictional world may seem (i) ________ enough.”</w:t>
+        <w:t>Q: The librarian lent the first students books from her (i) ________ shelf.</w:t>
       </w:r>
     </w:p>
     <w:p>
@@ -1144,7 +1157,7 @@
           <w:b w:val="0"/>
           <w:sz w:val="21"/>
         </w:rPr>
-        <w:t>Expected answer: (i) pleasant — 1 mark. Teaching move: the blank follows “may seem”, so an ADJECTIVE is needed; Text 4, ¶6 (line 84): “First, the fictional world is laid out. It may seem pleasant enough.”</w:t>
+        <w:t>Answer: (i) own. Teaching move: “her ________ shelf” needs an adjective; the paragraph gives it word for word. This is the “find it and copy it” baseline — every student should get this mark.</w:t>
       </w:r>
     </w:p>
     <w:p>
@@ -1158,7 +1171,7 @@
           <w:b/>
           <w:sz w:val="23"/>
         </w:rPr>
-        <w:t>Demo 2 — EASIER 2: the word form trap (paragraph 5, lines 57–58)</w:t>
+        <w:t>Demo 2 — EASIER 2 (1 mark): copy the exact form</w:t>
       </w:r>
     </w:p>
     <w:p>
@@ -1171,7 +1184,7 @@
           <w:b w:val="0"/>
           <w:sz w:val="21"/>
         </w:rPr>
-        <w:t>Display: “Dystopian novels for young-adult readers have been around for (i) ________.”</w:t>
+        <w:t>Q: By the end of the term, more than two (i) ________ students had joined the club.</w:t>
       </w:r>
     </w:p>
     <w:p>
@@ -1184,7 +1197,7 @@
           <w:b w:val="0"/>
           <w:sz w:val="21"/>
         </w:rPr>
-        <w:t>Expected answer: (i) decades — 1 mark. Teaching move: the obvious text word is “decade(s)” — the -s must be copied exactly. Ask: how many years does “around for” suggest?</w:t>
+        <w:t>Answer: (i) hundred. Teaching move: after a number (“two”) the word stays singular — write “hundred”, never “hundreds”. Ask: what happens to “decade” in a similar blank? (Answer: it takes an -s when there is no number in front of it.)</w:t>
       </w:r>
     </w:p>
     <w:p>
@@ -1198,7 +1211,7 @@
           <w:b/>
           <w:sz w:val="23"/>
         </w:rPr>
-        <w:t>Demo 3 — HARDER 1: let the surrounding words give the word class (paragraph 9, lines 141–143)</w:t>
+        <w:t>Demo 3 — HARDER 1 (1 mark): the blank is an adverb</w:t>
       </w:r>
     </w:p>
     <w:p>
@@ -1211,7 +1224,7 @@
           <w:b w:val="0"/>
           <w:sz w:val="21"/>
         </w:rPr>
-        <w:t>Display: “The Hunger Games could be taken as an (i) ________ of reality TV, but it is not an (ii) ________.”</w:t>
+        <w:t>Q: The club grew (i) ________ after its book reviews appeared online.</w:t>
       </w:r>
     </w:p>
     <w:p>
@@ -1224,7 +1237,7 @@
           <w:b w:val="0"/>
           <w:sz w:val="21"/>
         </w:rPr>
-        <w:t>Expected answers: (i) indictment (ii) argument — 2 marks. Teaching move: “an ________ of” = a noun; the contrast “but it is not an ________” gives the second noun. Students who read only the first half cannot find (ii).</w:t>
+        <w:t>Answer: (i) quickly. Teaching move: the paragraph says “the reviews spread quickly” — students must match the IDEA (the club grew / the reviews spread) and keep the -ly adverb. “grew fast” is understandable but the mark is for the text’s word.</w:t>
       </w:r>
     </w:p>
     <w:p>
@@ -1238,7 +1251,7 @@
           <w:b/>
           <w:sz w:val="23"/>
         </w:rPr>
-        <w:t>Demo 4 — HARDER 2: two answers far apart in one paragraph (paragraph 7, lines 110–117)</w:t>
+        <w:t>Demo 4 — HARDER 2 (2 marks): two blanks, two verb forms</w:t>
       </w:r>
     </w:p>
     <w:p>
@@ -1251,7 +1264,7 @@
           <w:b w:val="0"/>
           <w:sz w:val="21"/>
         </w:rPr>
-        <w:t>Display: “Sambell argues that the protagonist’s final defeat is (i) ________ to the admonitory nature of the classic adult dystopia, and that children’s authors are (ii) ________ to depict the extinction of hope.”</w:t>
+        <w:t>Q: Some teachers worried that the club would (i) ________ students from their homework, but the library’s records show that members (ii) ________ more books than other students.</w:t>
       </w:r>
     </w:p>
     <w:p>
@@ -1264,21 +1277,7 @@
           <w:b w:val="0"/>
           <w:sz w:val="21"/>
         </w:rPr>
-        <w:t>Expected answers: (i) crucial (ii) reluctant — 2 marks. Teaching move: “crucial TO” and “reluctant TO” both need the text’s own word; the two words sit 5 lines apart, so scan the whole paragraph instead of stopping at the first blank.</w:t>
-      </w:r>
-    </w:p>
-    <w:p>
-      <w:pPr>
-        <w:spacing w:after="200" w:before="0"/>
-      </w:pPr>
-      <w:r>
-        <w:rPr>
-          <w:rFonts w:ascii="Calibri" w:hAnsi="Calibri"/>
-          <w:b w:val="0"/>
-          <w:color w:val="5B7083"/>
-          <w:sz w:val="20"/>
-        </w:rPr>
-        <w:t>Click order on the demo slide: one click per card reveals only that card’s answer. Do the two easier demos together, then the two harder ones.</w:t>
+        <w:t>Answers: (i) distract  (ii) borrow. Teaching move: (i) follows “would”, so a base verb is needed (“distract students from their homework”); (ii) follows the plural subject “members”, so the present-tense verb is “borrow”. The “but” tells students the second half gives the opposite of the teachers’ worry — read the whole sentence before answering.</w:t>
       </w:r>
     </w:p>
     <w:p>
